--- a/requirement/在线购物系统需求规格说明书.docx
+++ b/requirement/在线购物系统需求规格说明书.docx
@@ -259,12 +259,14 @@
             <w:pPr>
               <w:spacing w:after="0" w:line="269" w:lineRule="auto"/>
             </w:pPr>
+            <w:proofErr w:type="spellStart"/>
             <w:r>
               <w:rPr>
                 <w:sz w:val="19"/>
               </w:rPr>
               <w:t>技术方向</w:t>
             </w:r>
+            <w:proofErr w:type="spellEnd"/>
           </w:p>
         </w:tc>
         <w:tc>
@@ -496,11 +498,19 @@
             <w:pPr>
               <w:spacing w:after="0" w:line="269" w:lineRule="auto"/>
             </w:pPr>
+            <w:proofErr w:type="spellStart"/>
             <w:r>
               <w:rPr>
                 <w:sz w:val="19"/>
               </w:rPr>
-              <w:t>卖家（唯一账号）</w:t>
+              <w:t>卖家（唯一账号</w:t>
+            </w:r>
+            <w:proofErr w:type="spellEnd"/>
+            <w:r>
+              <w:rPr>
+                <w:sz w:val="19"/>
+              </w:rPr>
+              <w:t>）</w:t>
             </w:r>
           </w:p>
         </w:tc>
@@ -828,12 +838,14 @@
             <w:pPr>
               <w:spacing w:after="0" w:line="269" w:lineRule="auto"/>
             </w:pPr>
+            <w:proofErr w:type="spellStart"/>
             <w:r>
               <w:rPr>
                 <w:sz w:val="19"/>
               </w:rPr>
               <w:t>商品描述</w:t>
             </w:r>
+            <w:proofErr w:type="spellEnd"/>
           </w:p>
         </w:tc>
         <w:tc>
@@ -885,12 +897,14 @@
             <w:pPr>
               <w:spacing w:after="0" w:line="269" w:lineRule="auto"/>
             </w:pPr>
+            <w:proofErr w:type="spellStart"/>
             <w:r>
               <w:rPr>
                 <w:sz w:val="19"/>
               </w:rPr>
               <w:t>商品图片</w:t>
             </w:r>
+            <w:proofErr w:type="spellEnd"/>
           </w:p>
         </w:tc>
         <w:tc>
@@ -942,12 +956,14 @@
             <w:pPr>
               <w:spacing w:after="0" w:line="269" w:lineRule="auto"/>
             </w:pPr>
+            <w:proofErr w:type="spellStart"/>
             <w:r>
               <w:rPr>
                 <w:sz w:val="19"/>
               </w:rPr>
               <w:t>商品展示视频</w:t>
             </w:r>
+            <w:proofErr w:type="spellEnd"/>
           </w:p>
         </w:tc>
         <w:tc>
@@ -999,12 +1015,14 @@
             <w:pPr>
               <w:spacing w:after="0" w:line="269" w:lineRule="auto"/>
             </w:pPr>
+            <w:proofErr w:type="spellStart"/>
             <w:r>
               <w:rPr>
                 <w:sz w:val="19"/>
               </w:rPr>
               <w:t>价格</w:t>
             </w:r>
+            <w:proofErr w:type="spellEnd"/>
           </w:p>
         </w:tc>
         <w:tc>
@@ -1056,12 +1074,14 @@
             <w:pPr>
               <w:spacing w:after="0" w:line="269" w:lineRule="auto"/>
             </w:pPr>
+            <w:proofErr w:type="spellStart"/>
             <w:r>
               <w:rPr>
                 <w:sz w:val="19"/>
               </w:rPr>
               <w:t>分类与标签</w:t>
             </w:r>
+            <w:proofErr w:type="spellEnd"/>
           </w:p>
         </w:tc>
         <w:tc>
@@ -1639,12 +1659,14 @@
             <w:pPr>
               <w:spacing w:after="0" w:line="269" w:lineRule="auto"/>
             </w:pPr>
+            <w:proofErr w:type="spellStart"/>
             <w:r>
               <w:rPr>
                 <w:sz w:val="18"/>
               </w:rPr>
               <w:t>商品交易成功</w:t>
             </w:r>
+            <w:proofErr w:type="spellEnd"/>
           </w:p>
         </w:tc>
         <w:tc>
@@ -1689,9 +1711,11 @@
       <w:pPr>
         <w:pStyle w:val="1"/>
         <w:rPr>
+          <w:rFonts w:eastAsia="宋体"/>
           <w:lang w:eastAsia="zh-CN"/>
         </w:rPr>
       </w:pPr>
+      <w:proofErr w:type="gramStart"/>
       <w:r>
         <w:rPr>
           <w:lang w:eastAsia="zh-CN"/>
@@ -1702,8 +1726,37 @@
         <w:rPr>
           <w:lang w:eastAsia="zh-CN"/>
         </w:rPr>
-        <w:t>交易、冻结与商品状态</w:t>
+        <w:t>交易</w:t>
       </w:r>
+      <w:proofErr w:type="gramEnd"/>
+      <w:r>
+        <w:rPr>
+          <w:lang w:eastAsia="zh-CN"/>
+        </w:rPr>
+        <w:t>、冻结与商品状态</w:t>
+      </w:r>
+    </w:p>
+    <w:p>
+      <w:pPr>
+        <w:rPr>
+          <w:lang w:eastAsia="zh-CN"/>
+        </w:rPr>
+      </w:pPr>
+    </w:p>
+    <w:p>
+      <w:pPr>
+        <w:rPr>
+          <w:lang w:eastAsia="zh-CN"/>
+        </w:rPr>
+      </w:pPr>
+    </w:p>
+    <w:p>
+      <w:pPr>
+        <w:rPr>
+          <w:rFonts w:hint="eastAsia"/>
+          <w:lang w:eastAsia="zh-CN"/>
+        </w:rPr>
+      </w:pPr>
     </w:p>
     <w:p>
       <w:pPr>
@@ -1712,17 +1765,26 @@
           <w:lang w:eastAsia="zh-CN"/>
         </w:rPr>
       </w:pPr>
+      <w:proofErr w:type="gramStart"/>
       <w:r>
         <w:rPr>
           <w:lang w:eastAsia="zh-CN"/>
         </w:rPr>
+        <w:lastRenderedPageBreak/>
         <w:t xml:space="preserve">4.1 </w:t>
       </w:r>
       <w:r>
         <w:rPr>
           <w:lang w:eastAsia="zh-CN"/>
         </w:rPr>
-        <w:t>商品状态</w:t>
+        <w:t>商品</w:t>
+      </w:r>
+      <w:proofErr w:type="gramEnd"/>
+      <w:r>
+        <w:rPr>
+          <w:lang w:eastAsia="zh-CN"/>
+        </w:rPr>
+        <w:t>状态</w:t>
       </w:r>
     </w:p>
     <w:tbl>
@@ -1933,13 +1995,14 @@
             <w:pPr>
               <w:spacing w:after="0" w:line="269" w:lineRule="auto"/>
             </w:pPr>
+            <w:proofErr w:type="spellStart"/>
             <w:r>
               <w:rPr>
                 <w:sz w:val="17"/>
               </w:rPr>
-              <w:lastRenderedPageBreak/>
               <w:t>已冻结</w:t>
             </w:r>
+            <w:proofErr w:type="spellEnd"/>
           </w:p>
         </w:tc>
         <w:tc>
@@ -2019,12 +2082,14 @@
             <w:pPr>
               <w:spacing w:after="0" w:line="269" w:lineRule="auto"/>
             </w:pPr>
+            <w:proofErr w:type="spellStart"/>
             <w:r>
               <w:rPr>
                 <w:sz w:val="17"/>
               </w:rPr>
               <w:t>已恢复在售</w:t>
             </w:r>
+            <w:proofErr w:type="spellEnd"/>
           </w:p>
         </w:tc>
         <w:tc>
@@ -2103,12 +2168,14 @@
             <w:pPr>
               <w:spacing w:after="0" w:line="269" w:lineRule="auto"/>
             </w:pPr>
+            <w:proofErr w:type="spellStart"/>
             <w:r>
               <w:rPr>
                 <w:sz w:val="17"/>
               </w:rPr>
               <w:t>商品下架</w:t>
             </w:r>
+            <w:proofErr w:type="spellEnd"/>
           </w:p>
         </w:tc>
         <w:tc>
@@ -2464,12 +2531,14 @@
             <w:pPr>
               <w:spacing w:after="0" w:line="269" w:lineRule="auto"/>
             </w:pPr>
+            <w:proofErr w:type="spellStart"/>
             <w:r>
               <w:rPr>
                 <w:sz w:val="18"/>
               </w:rPr>
               <w:t>交易失败并作废</w:t>
             </w:r>
+            <w:proofErr w:type="spellEnd"/>
           </w:p>
         </w:tc>
         <w:tc>
@@ -2548,12 +2617,14 @@
             <w:pPr>
               <w:spacing w:after="0" w:line="269" w:lineRule="auto"/>
             </w:pPr>
+            <w:proofErr w:type="spellStart"/>
             <w:r>
               <w:rPr>
                 <w:sz w:val="18"/>
               </w:rPr>
               <w:t>交易失败并重新排队</w:t>
             </w:r>
+            <w:proofErr w:type="spellEnd"/>
           </w:p>
         </w:tc>
         <w:tc>
@@ -2645,6 +2716,7 @@
         <w:rPr>
           <w:lang w:eastAsia="zh-CN"/>
         </w:rPr>
+        <w:lastRenderedPageBreak/>
         <w:t xml:space="preserve">4.4 </w:t>
       </w:r>
       <w:r>
@@ -2711,7 +2783,6 @@
         <w:rPr>
           <w:lang w:eastAsia="zh-CN"/>
         </w:rPr>
-        <w:lastRenderedPageBreak/>
         <w:t>主动下架后，队列终止、该商品相关口令码立即失效，商品视频文件自动删除，商品及意向记录进入卖家历史。</w:t>
       </w:r>
     </w:p>
@@ -2965,12 +3036,14 @@
             <w:pPr>
               <w:spacing w:after="0" w:line="269" w:lineRule="auto"/>
             </w:pPr>
+            <w:proofErr w:type="spellStart"/>
             <w:r>
               <w:rPr>
                 <w:sz w:val="18"/>
               </w:rPr>
               <w:t>意向队列</w:t>
             </w:r>
+            <w:proofErr w:type="spellEnd"/>
           </w:p>
         </w:tc>
         <w:tc>
@@ -3022,12 +3095,14 @@
             <w:pPr>
               <w:spacing w:after="0" w:line="269" w:lineRule="auto"/>
             </w:pPr>
+            <w:proofErr w:type="spellStart"/>
             <w:r>
               <w:rPr>
                 <w:sz w:val="18"/>
               </w:rPr>
               <w:t>交易操作</w:t>
             </w:r>
+            <w:proofErr w:type="spellEnd"/>
           </w:p>
         </w:tc>
         <w:tc>
@@ -3079,12 +3154,14 @@
             <w:pPr>
               <w:spacing w:after="0" w:line="269" w:lineRule="auto"/>
             </w:pPr>
+            <w:proofErr w:type="spellStart"/>
             <w:r>
               <w:rPr>
                 <w:sz w:val="18"/>
               </w:rPr>
               <w:t>历史查看</w:t>
             </w:r>
+            <w:proofErr w:type="spellEnd"/>
           </w:p>
         </w:tc>
         <w:tc>
@@ -3136,12 +3213,14 @@
             <w:pPr>
               <w:spacing w:after="0" w:line="269" w:lineRule="auto"/>
             </w:pPr>
+            <w:proofErr w:type="spellStart"/>
             <w:r>
               <w:rPr>
                 <w:sz w:val="18"/>
               </w:rPr>
               <w:t>账号管理</w:t>
             </w:r>
+            <w:proofErr w:type="spellEnd"/>
           </w:p>
         </w:tc>
         <w:tc>
@@ -3254,6 +3333,7 @@
         <w:rPr>
           <w:lang w:eastAsia="zh-CN"/>
         </w:rPr>
+        <w:lastRenderedPageBreak/>
         <w:t>买家撤销、卖家交易失败后作废、商品交易成功或商品主动下架时，相应口令码立即失效，不按 7 天延迟失效。</w:t>
       </w:r>
     </w:p>
@@ -3277,7 +3357,6 @@
         <w:pStyle w:val="21"/>
       </w:pPr>
       <w:r>
-        <w:lastRenderedPageBreak/>
         <w:t xml:space="preserve">6.2 </w:t>
       </w:r>
       <w:r>
@@ -3559,12 +3638,14 @@
             <w:pPr>
               <w:spacing w:after="0" w:line="269" w:lineRule="auto"/>
             </w:pPr>
+            <w:proofErr w:type="spellStart"/>
             <w:r>
               <w:rPr>
                 <w:sz w:val="17"/>
               </w:rPr>
               <w:t>买家意向</w:t>
             </w:r>
+            <w:proofErr w:type="spellEnd"/>
           </w:p>
         </w:tc>
         <w:tc>
@@ -3640,12 +3721,14 @@
             <w:pPr>
               <w:spacing w:after="0" w:line="269" w:lineRule="auto"/>
             </w:pPr>
+            <w:proofErr w:type="spellStart"/>
             <w:r>
               <w:rPr>
                 <w:sz w:val="17"/>
               </w:rPr>
               <w:t>买家意向</w:t>
             </w:r>
+            <w:proofErr w:type="spellEnd"/>
           </w:p>
         </w:tc>
         <w:tc>
@@ -3720,12 +3803,14 @@
             <w:pPr>
               <w:spacing w:after="0" w:line="269" w:lineRule="auto"/>
             </w:pPr>
+            <w:proofErr w:type="spellStart"/>
             <w:r>
               <w:rPr>
                 <w:sz w:val="17"/>
               </w:rPr>
               <w:t>买家意向</w:t>
             </w:r>
+            <w:proofErr w:type="spellEnd"/>
           </w:p>
         </w:tc>
         <w:tc>
@@ -3801,12 +3886,14 @@
             <w:pPr>
               <w:spacing w:after="0" w:line="269" w:lineRule="auto"/>
             </w:pPr>
+            <w:proofErr w:type="spellStart"/>
             <w:r>
               <w:rPr>
                 <w:sz w:val="17"/>
               </w:rPr>
               <w:t>商品</w:t>
             </w:r>
+            <w:proofErr w:type="spellEnd"/>
           </w:p>
         </w:tc>
         <w:tc>
@@ -3941,6 +4028,7 @@
         <w:rPr>
           <w:lang w:eastAsia="zh-CN"/>
         </w:rPr>
+        <w:lastRenderedPageBreak/>
         <w:t>未进入交易的等待买家可用口令码查询位置、修改联系信息或撤销；商品冻结期间仍适用。撤销后口令码立即失效，后续队列位置前移；已进入交易的买家不能撤销。</w:t>
       </w:r>
     </w:p>
@@ -4001,7 +4089,6 @@
         <w:rPr>
           <w:lang w:eastAsia="zh-CN"/>
         </w:rPr>
-        <w:lastRenderedPageBreak/>
         <w:t>同一时刻最多一个当前商品；商品流程结束后卖家可以发布下一个商品。</w:t>
       </w:r>
     </w:p>
@@ -4039,6 +4126,7 @@
         <w:pStyle w:val="a0"/>
         <w:keepLines/>
         <w:rPr>
+          <w:rFonts w:hint="eastAsia"/>
           <w:lang w:eastAsia="zh-CN"/>
         </w:rPr>
       </w:pPr>
@@ -4047,30 +4135,6 @@
           <w:lang w:eastAsia="zh-CN"/>
         </w:rPr>
         <w:t>队列排序以服务端记录的有效提交时间为准；相同时间按系统提交顺序稳定排序。队首选取、交易冻结和队列变更应作为一致的业务操作保存。</w:t>
-      </w:r>
-    </w:p>
-    <w:p>
-      <w:pPr>
-        <w:pStyle w:val="a0"/>
-        <w:keepLines/>
-        <w:rPr>
-          <w:lang w:eastAsia="zh-CN"/>
-        </w:rPr>
-      </w:pPr>
-      <w:r>
-        <w:rPr>
-          <w:lang w:eastAsia="zh-CN"/>
-        </w:rPr>
-        <w:t>系统需持久化商品、意向、口令码状态及历史流水，服务重启后不得丢失已保存数据。</w:t>
-      </w:r>
-    </w:p>
-    <w:p>
-      <w:pPr>
-        <w:pStyle w:val="a0"/>
-        <w:keepLines/>
-      </w:pPr>
-      <w:r>
-        <w:t>产品订单（Product Backlog）维护项目级需求、特性描述及工作量估算；冲刺订单（Sprint Backlog）细化到小时并明确负责人和验收条件；单个任务估算不超过 16 小时。</w:t>
       </w:r>
     </w:p>
     <w:sectPr>
@@ -4246,13 +4310,23 @@
         <w:lang w:eastAsia="zh-CN"/>
       </w:rPr>
     </w:pPr>
+    <w:proofErr w:type="gramStart"/>
     <w:r>
       <w:rPr>
         <w:color w:val="667482"/>
         <w:sz w:val="17"/>
         <w:lang w:eastAsia="zh-CN"/>
       </w:rPr>
-      <w:t>在线购物系统  |  需求规格说明书</w:t>
+      <w:t>在线购物系统  |</w:t>
+    </w:r>
+    <w:proofErr w:type="gramEnd"/>
+    <w:r>
+      <w:rPr>
+        <w:color w:val="667482"/>
+        <w:sz w:val="17"/>
+        <w:lang w:eastAsia="zh-CN"/>
+      </w:rPr>
+      <w:t xml:space="preserve">  需求规格说明书</w:t>
     </w:r>
   </w:p>
 </w:hdr>
@@ -4413,7 +4487,7 @@
   <w:abstractNum w:abstractNumId="8" w15:restartNumberingAfterBreak="0">
     <w:nsid w:val="FFFFFF89"/>
     <w:multiLevelType w:val="singleLevel"/>
-    <w:tmpl w:val="29761A62"/>
+    <w:tmpl w:val="A8461F58"/>
     <w:lvl w:ilvl="0">
       <w:start w:val="1"/>
       <w:numFmt w:val="bullet"/>

--- a/requirement/在线购物系统需求规格说明书.docx
+++ b/requirement/在线购物系统需求规格说明书.docx
@@ -169,14 +169,8 @@
             <w:vAlign w:val="center"/>
           </w:tcPr>
           <w:p>
-            <w:pPr>
-              <w:spacing w:after="0" w:line="269" w:lineRule="auto"/>
-            </w:pPr>
             <w:r>
-              <w:rPr>
-                <w:sz w:val="19"/>
-              </w:rPr>
-              <w:t>V1.3  |  2026年9月29日</w:t>
+              <w:t>V1.4  |  2026年10月14日</w:t>
             </w:r>
           </w:p>
         </w:tc>
@@ -299,6 +293,573 @@
         <w:spacing w:after="20"/>
       </w:pPr>
     </w:p>
+    <w:p>
+      <w:pPr>
+        <w:pStyle w:val="1"/>
+      </w:pPr>
+      <w:r>
+        <w:t>术语表</w:t>
+      </w:r>
+    </w:p>
+    <w:p>
+      <w:pPr/>
+      <w:r>
+        <w:t>下表统一本文使用的业务术语；具体状态转换和操作条件以各章节规则为准。</w:t>
+      </w:r>
+    </w:p>
+    <w:tbl>
+      <w:tblPr>
+        <w:tblStyle w:val="aff1"/>
+        <w:tblW w:type="auto" w:w="0"/>
+        <w:tblLayout w:type="fixed"/>
+        <w:tblLook w:firstColumn="1" w:firstRow="1" w:lastColumn="0" w:lastRow="0" w:noHBand="0" w:noVBand="1" w:val="04A0"/>
+      </w:tblPr>
+      <w:tblGrid>
+        <w:gridCol w:w="4831"/>
+        <w:gridCol w:w="4831"/>
+      </w:tblGrid>
+      <w:tr>
+        <w:trPr>
+          <w:tblHeader w:val="true"/>
+        </w:trPr>
+        <w:tc>
+          <w:tcPr>
+            <w:tcW w:type="dxa" w:w="2160"/>
+          </w:tcPr>
+          <w:p>
+            <w:r>
+              <w:rPr>
+                <w:b/>
+              </w:rPr>
+              <w:t>术语</w:t>
+            </w:r>
+          </w:p>
+        </w:tc>
+        <w:tc>
+          <w:tcPr>
+            <w:tcW w:type="dxa" w:w="7488"/>
+          </w:tcPr>
+          <w:p>
+            <w:r>
+              <w:rPr>
+                <w:b/>
+              </w:rPr>
+              <w:t>定义</w:t>
+            </w:r>
+          </w:p>
+        </w:tc>
+      </w:tr>
+      <w:tr>
+        <w:tc>
+          <w:tcPr>
+            <w:tcW w:type="dxa" w:w="2160"/>
+          </w:tcPr>
+          <w:p>
+            <w:pPr>
+              <w:spacing w:after="0"/>
+            </w:pPr>
+            <w:r>
+              <w:rPr>
+                <w:sz w:val="17"/>
+              </w:rPr>
+              <w:t>买家（访客）</w:t>
+            </w:r>
+          </w:p>
+        </w:tc>
+        <w:tc>
+          <w:tcPr>
+            <w:tcW w:type="dxa" w:w="7488"/>
+          </w:tcPr>
+          <w:p>
+            <w:pPr>
+              <w:spacing w:after="0"/>
+            </w:pPr>
+            <w:r>
+              <w:rPr>
+                <w:sz w:val="17"/>
+              </w:rPr>
+              <w:t>无需注册即可浏览当前商品，并可提交、查询和在允许阶段撤销自己的购买意向。</w:t>
+            </w:r>
+          </w:p>
+        </w:tc>
+      </w:tr>
+      <w:tr>
+        <w:tc>
+          <w:tcPr>
+            <w:tcW w:type="dxa" w:w="2160"/>
+          </w:tcPr>
+          <w:p>
+            <w:pPr>
+              <w:spacing w:after="0"/>
+            </w:pPr>
+            <w:r>
+              <w:rPr>
+                <w:sz w:val="17"/>
+              </w:rPr>
+              <w:t>卖家</w:t>
+            </w:r>
+          </w:p>
+        </w:tc>
+        <w:tc>
+          <w:tcPr>
+            <w:tcW w:type="dxa" w:w="7488"/>
+          </w:tcPr>
+          <w:p>
+            <w:pPr>
+              <w:spacing w:after="0"/>
+            </w:pPr>
+            <w:r>
+              <w:rPr>
+                <w:sz w:val="17"/>
+              </w:rPr>
+              <w:t>唯一的后台操作人员，管理商品、等待队列及线下交易结果。</w:t>
+            </w:r>
+          </w:p>
+        </w:tc>
+      </w:tr>
+      <w:tr>
+        <w:tc>
+          <w:tcPr>
+            <w:tcW w:type="dxa" w:w="2160"/>
+          </w:tcPr>
+          <w:p>
+            <w:pPr>
+              <w:spacing w:after="0"/>
+            </w:pPr>
+            <w:r>
+              <w:rPr>
+                <w:sz w:val="17"/>
+              </w:rPr>
+              <w:t>当前商品</w:t>
+            </w:r>
+          </w:p>
+        </w:tc>
+        <w:tc>
+          <w:tcPr>
+            <w:tcW w:type="dxa" w:w="7488"/>
+          </w:tcPr>
+          <w:p>
+            <w:pPr>
+              <w:spacing w:after="0"/>
+            </w:pPr>
+            <w:r>
+              <w:rPr>
+                <w:sz w:val="17"/>
+              </w:rPr>
+              <w:t>卖家此时正在管理的唯一商品；交易成功或主动下架后才可发布下一件。</w:t>
+            </w:r>
+          </w:p>
+        </w:tc>
+      </w:tr>
+      <w:tr>
+        <w:tc>
+          <w:tcPr>
+            <w:tcW w:type="dxa" w:w="2160"/>
+          </w:tcPr>
+          <w:p>
+            <w:pPr>
+              <w:spacing w:after="0"/>
+            </w:pPr>
+            <w:r>
+              <w:rPr>
+                <w:sz w:val="17"/>
+              </w:rPr>
+              <w:t>购买意向</w:t>
+            </w:r>
+          </w:p>
+        </w:tc>
+        <w:tc>
+          <w:tcPr>
+            <w:tcW w:type="dxa" w:w="7488"/>
+          </w:tcPr>
+          <w:p>
+            <w:pPr>
+              <w:spacing w:after="0"/>
+            </w:pPr>
+            <w:r>
+              <w:rPr>
+                <w:sz w:val="17"/>
+              </w:rPr>
+              <w:t>买家针对当前商品填写姓名与联系电话形成的排队记录。</w:t>
+            </w:r>
+          </w:p>
+        </w:tc>
+      </w:tr>
+      <w:tr>
+        <w:tc>
+          <w:tcPr>
+            <w:tcW w:type="dxa" w:w="2160"/>
+          </w:tcPr>
+          <w:p>
+            <w:pPr>
+              <w:spacing w:after="0"/>
+            </w:pPr>
+            <w:r>
+              <w:rPr>
+                <w:sz w:val="17"/>
+              </w:rPr>
+              <w:t>队首</w:t>
+            </w:r>
+          </w:p>
+        </w:tc>
+        <w:tc>
+          <w:tcPr>
+            <w:tcW w:type="dxa" w:w="7488"/>
+          </w:tcPr>
+          <w:p>
+            <w:pPr>
+              <w:spacing w:after="0"/>
+            </w:pPr>
+            <w:r>
+              <w:rPr>
+                <w:sz w:val="17"/>
+              </w:rPr>
+              <w:t>等待队列中排位第一的有效购买意向；开始交易时由系统自动选取。</w:t>
+            </w:r>
+          </w:p>
+        </w:tc>
+      </w:tr>
+      <w:tr>
+        <w:tc>
+          <w:tcPr>
+            <w:tcW w:type="dxa" w:w="2160"/>
+          </w:tcPr>
+          <w:p>
+            <w:pPr>
+              <w:spacing w:after="0"/>
+            </w:pPr>
+            <w:r>
+              <w:rPr>
+                <w:sz w:val="17"/>
+              </w:rPr>
+              <w:t>FIFO</w:t>
+            </w:r>
+          </w:p>
+        </w:tc>
+        <w:tc>
+          <w:tcPr>
+            <w:tcW w:type="dxa" w:w="7488"/>
+          </w:tcPr>
+          <w:p>
+            <w:pPr>
+              <w:spacing w:after="0"/>
+            </w:pPr>
+            <w:r>
+              <w:rPr>
+                <w:sz w:val="17"/>
+              </w:rPr>
+              <w:t>先到先得；按服务端记录的有效提交时间排队，相同时间按提交顺序稳定排序。</w:t>
+            </w:r>
+          </w:p>
+        </w:tc>
+      </w:tr>
+      <w:tr>
+        <w:tc>
+          <w:tcPr>
+            <w:tcW w:type="dxa" w:w="2160"/>
+          </w:tcPr>
+          <w:p>
+            <w:pPr>
+              <w:spacing w:after="0"/>
+            </w:pPr>
+            <w:r>
+              <w:rPr>
+                <w:sz w:val="17"/>
+              </w:rPr>
+              <w:t>口令码</w:t>
+            </w:r>
+          </w:p>
+        </w:tc>
+        <w:tc>
+          <w:tcPr>
+            <w:tcW w:type="dxa" w:w="7488"/>
+          </w:tcPr>
+          <w:p>
+            <w:pPr>
+              <w:spacing w:after="0"/>
+            </w:pPr>
+            <w:r>
+              <w:rPr>
+                <w:sz w:val="17"/>
+              </w:rPr>
+              <w:t>与单条购买意向绑定的唯一查询凭据；意向结束时按规则失效，不是卖家账号。</w:t>
+            </w:r>
+          </w:p>
+        </w:tc>
+      </w:tr>
+      <w:tr>
+        <w:tc>
+          <w:tcPr>
+            <w:tcW w:type="dxa" w:w="2160"/>
+          </w:tcPr>
+          <w:p>
+            <w:pPr>
+              <w:spacing w:after="0"/>
+            </w:pPr>
+            <w:r>
+              <w:rPr>
+                <w:sz w:val="17"/>
+              </w:rPr>
+              <w:t>在售</w:t>
+            </w:r>
+          </w:p>
+        </w:tc>
+        <w:tc>
+          <w:tcPr>
+            <w:tcW w:type="dxa" w:w="7488"/>
+          </w:tcPr>
+          <w:p>
+            <w:pPr>
+              <w:spacing w:after="0"/>
+            </w:pPr>
+            <w:r>
+              <w:rPr>
+                <w:sz w:val="17"/>
+              </w:rPr>
+              <w:t>商品可展示且可接收新的购买意向的状态。</w:t>
+            </w:r>
+          </w:p>
+        </w:tc>
+      </w:tr>
+      <w:tr>
+        <w:tc>
+          <w:tcPr>
+            <w:tcW w:type="dxa" w:w="2160"/>
+          </w:tcPr>
+          <w:p>
+            <w:pPr>
+              <w:spacing w:after="0"/>
+            </w:pPr>
+            <w:r>
+              <w:rPr>
+                <w:sz w:val="17"/>
+              </w:rPr>
+              <w:t>手动冻结</w:t>
+            </w:r>
+          </w:p>
+        </w:tc>
+        <w:tc>
+          <w:tcPr>
+            <w:tcW w:type="dxa" w:w="7488"/>
+          </w:tcPr>
+          <w:p>
+            <w:pPr>
+              <w:spacing w:after="0"/>
+            </w:pPr>
+            <w:r>
+              <w:rPr>
+                <w:sz w:val="17"/>
+              </w:rPr>
+              <w:t>卖家主动暂停接收新意向，但保留等待队列和既有口令码的业务阶段。</w:t>
+            </w:r>
+          </w:p>
+        </w:tc>
+      </w:tr>
+      <w:tr>
+        <w:tc>
+          <w:tcPr>
+            <w:tcW w:type="dxa" w:w="2160"/>
+          </w:tcPr>
+          <w:p>
+            <w:pPr>
+              <w:spacing w:after="0"/>
+            </w:pPr>
+            <w:r>
+              <w:rPr>
+                <w:sz w:val="17"/>
+              </w:rPr>
+              <w:t>交易冻结</w:t>
+            </w:r>
+          </w:p>
+        </w:tc>
+        <w:tc>
+          <w:tcPr>
+            <w:tcW w:type="dxa" w:w="7488"/>
+          </w:tcPr>
+          <w:p>
+            <w:pPr>
+              <w:spacing w:after="0"/>
+            </w:pPr>
+            <w:r>
+              <w:rPr>
+                <w:sz w:val="17"/>
+              </w:rPr>
+              <w:t>卖家开始交易后，系统选中队首并暂停接收新意向的业务阶段。</w:t>
+            </w:r>
+          </w:p>
+        </w:tc>
+      </w:tr>
+      <w:tr>
+        <w:tc>
+          <w:tcPr>
+            <w:tcW w:type="dxa" w:w="2160"/>
+          </w:tcPr>
+          <w:p>
+            <w:pPr>
+              <w:spacing w:after="0"/>
+            </w:pPr>
+            <w:r>
+              <w:rPr>
+                <w:sz w:val="17"/>
+              </w:rPr>
+              <w:t>作废</w:t>
+            </w:r>
+          </w:p>
+        </w:tc>
+        <w:tc>
+          <w:tcPr>
+            <w:tcW w:type="dxa" w:w="7488"/>
+          </w:tcPr>
+          <w:p>
+            <w:pPr>
+              <w:spacing w:after="0"/>
+            </w:pPr>
+            <w:r>
+              <w:rPr>
+                <w:sz w:val="17"/>
+              </w:rPr>
+              <w:t>卖家使等待意向退出队列，或在交易失败时终止该意向；口令码随之失效。</w:t>
+            </w:r>
+          </w:p>
+        </w:tc>
+      </w:tr>
+      <w:tr>
+        <w:tc>
+          <w:tcPr>
+            <w:tcW w:type="dxa" w:w="2160"/>
+          </w:tcPr>
+          <w:p>
+            <w:pPr>
+              <w:spacing w:after="0"/>
+            </w:pPr>
+            <w:r>
+              <w:rPr>
+                <w:sz w:val="17"/>
+              </w:rPr>
+              <w:t>重新排队</w:t>
+            </w:r>
+          </w:p>
+        </w:tc>
+        <w:tc>
+          <w:tcPr>
+            <w:tcW w:type="dxa" w:w="7488"/>
+          </w:tcPr>
+          <w:p>
+            <w:pPr>
+              <w:spacing w:after="0"/>
+            </w:pPr>
+            <w:r>
+              <w:rPr>
+                <w:sz w:val="17"/>
+              </w:rPr>
+              <w:t>卖家将等待意向或交易失败后的意向移至队尾；同一意向和原口令码保持有效。</w:t>
+            </w:r>
+          </w:p>
+        </w:tc>
+      </w:tr>
+      <w:tr>
+        <w:tc>
+          <w:tcPr>
+            <w:tcW w:type="dxa" w:w="2160"/>
+          </w:tcPr>
+          <w:p>
+            <w:pPr>
+              <w:spacing w:after="0"/>
+            </w:pPr>
+            <w:r>
+              <w:rPr>
+                <w:sz w:val="17"/>
+              </w:rPr>
+              <w:t>主动下架</w:t>
+            </w:r>
+          </w:p>
+        </w:tc>
+        <w:tc>
+          <w:tcPr>
+            <w:tcW w:type="dxa" w:w="7488"/>
+          </w:tcPr>
+          <w:p>
+            <w:pPr>
+              <w:spacing w:after="0"/>
+            </w:pPr>
+            <w:r>
+              <w:rPr>
+                <w:sz w:val="17"/>
+              </w:rPr>
+              <w:t>卖家结束当前商品流程，停止接单并使相关口令码失效。</w:t>
+            </w:r>
+          </w:p>
+        </w:tc>
+      </w:tr>
+      <w:tr>
+        <w:tc>
+          <w:tcPr>
+            <w:tcW w:type="dxa" w:w="2160"/>
+          </w:tcPr>
+          <w:p>
+            <w:pPr>
+              <w:spacing w:after="0"/>
+            </w:pPr>
+            <w:r>
+              <w:rPr>
+                <w:sz w:val="17"/>
+              </w:rPr>
+              <w:t>交易流水</w:t>
+            </w:r>
+          </w:p>
+        </w:tc>
+        <w:tc>
+          <w:tcPr>
+            <w:tcW w:type="dxa" w:w="7488"/>
+          </w:tcPr>
+          <w:p>
+            <w:pPr>
+              <w:spacing w:after="0"/>
+            </w:pPr>
+            <w:r>
+              <w:rPr>
+                <w:sz w:val="17"/>
+              </w:rPr>
+              <w:t>卖家保存的交易结果及失败处置记录，用于追溯同一商品和意向的处理过程。</w:t>
+            </w:r>
+          </w:p>
+        </w:tc>
+      </w:tr>
+      <w:tr>
+        <w:tc>
+          <w:tcPr>
+            <w:tcW w:type="dxa" w:w="2160"/>
+          </w:tcPr>
+          <w:p>
+            <w:pPr>
+              <w:spacing w:after="0"/>
+            </w:pPr>
+            <w:r>
+              <w:rPr>
+                <w:sz w:val="17"/>
+              </w:rPr>
+              <w:t>首轮验收</w:t>
+            </w:r>
+          </w:p>
+        </w:tc>
+        <w:tc>
+          <w:tcPr>
+            <w:tcW w:type="dxa" w:w="7488"/>
+          </w:tcPr>
+          <w:p>
+            <w:pPr>
+              <w:spacing w:after="0"/>
+            </w:pPr>
+            <w:r>
+              <w:rPr>
+                <w:sz w:val="17"/>
+              </w:rPr>
+              <w:t>当前代码和测试优先验证的基础功能范围；完整需求中部分优化功能留待后续迭代。</w:t>
+            </w:r>
+          </w:p>
+        </w:tc>
+      </w:tr>
+    </w:tbl>
     <w:p>
       <w:pPr>
         <w:pStyle w:val="1"/>
@@ -637,6 +1198,104 @@
         </w:rPr>
         <w:lastRenderedPageBreak/>
         <w:t>系统更新商品和意向状态、队列顺序、历史流水及口令码有效性。商品下架后，卖家可发布下一件商品。</w:t>
+      </w:r>
+    </w:p>
+    <w:p>
+      <w:pPr>
+        <w:pStyle w:val="af7"/>
+        <w:keepNext/>
+      </w:pPr>
+      <w:r>
+        <w:t>图1 商品与交易主流程</w:t>
+      </w:r>
+    </w:p>
+    <w:p>
+      <w:pPr>
+        <w:spacing w:after="140"/>
+        <w:jc w:val="center"/>
+      </w:pPr>
+      <w:r>
+        <w:drawing>
+          <wp:inline xmlns:a="http://schemas.openxmlformats.org/drawingml/2006/main" xmlns:pic="http://schemas.openxmlformats.org/drawingml/2006/picture">
+            <wp:extent cx="5349240" cy="5990603"/>
+            <wp:docPr id="1" name="Picture 1" descr="业务流程图-商品与交易主流程.png"/>
+            <wp:cNvGraphicFramePr>
+              <a:graphicFrameLocks noChangeAspect="1"/>
+            </wp:cNvGraphicFramePr>
+            <a:graphic>
+              <a:graphicData uri="http://schemas.openxmlformats.org/drawingml/2006/picture">
+                <pic:pic>
+                  <pic:nvPicPr>
+                    <pic:cNvPr id="0" name="image.png"/>
+                    <pic:cNvPicPr/>
+                  </pic:nvPicPr>
+                  <pic:blipFill>
+                    <a:blip r:embed="rId14"/>
+                    <a:stretch>
+                      <a:fillRect/>
+                    </a:stretch>
+                  </pic:blipFill>
+                  <pic:spPr>
+                    <a:xfrm>
+                      <a:off x="0" y="0"/>
+                      <a:ext cx="5349240" cy="5990603"/>
+                    </a:xfrm>
+                    <a:prstGeom prst="rect"/>
+                  </pic:spPr>
+                </pic:pic>
+              </a:graphicData>
+            </a:graphic>
+          </wp:inline>
+        </w:drawing>
+      </w:r>
+    </w:p>
+    <w:p>
+      <w:pPr>
+        <w:pStyle w:val="af7"/>
+        <w:keepNext/>
+      </w:pPr>
+      <w:r>
+        <w:t>图1 商品与交易主流程 续 2/2</w:t>
+      </w:r>
+    </w:p>
+    <w:p>
+      <w:pPr>
+        <w:spacing w:after="140"/>
+        <w:jc w:val="center"/>
+      </w:pPr>
+      <w:r>
+        <w:drawing>
+          <wp:inline xmlns:a="http://schemas.openxmlformats.org/drawingml/2006/main" xmlns:pic="http://schemas.openxmlformats.org/drawingml/2006/picture">
+            <wp:extent cx="5349240" cy="3520673"/>
+            <wp:docPr id="2" name="Picture 2" descr="业务流程图-商品与交易主流程.png"/>
+            <wp:cNvGraphicFramePr>
+              <a:graphicFrameLocks noChangeAspect="1"/>
+            </wp:cNvGraphicFramePr>
+            <a:graphic>
+              <a:graphicData uri="http://schemas.openxmlformats.org/drawingml/2006/picture">
+                <pic:pic>
+                  <pic:nvPicPr>
+                    <pic:cNvPr id="0" name="image.png"/>
+                    <pic:cNvPicPr/>
+                  </pic:nvPicPr>
+                  <pic:blipFill>
+                    <a:blip r:embed="rId15"/>
+                    <a:stretch>
+                      <a:fillRect/>
+                    </a:stretch>
+                  </pic:blipFill>
+                  <pic:spPr>
+                    <a:xfrm>
+                      <a:off x="0" y="0"/>
+                      <a:ext cx="5349240" cy="3520673"/>
+                    </a:xfrm>
+                    <a:prstGeom prst="rect"/>
+                  </pic:spPr>
+                </pic:pic>
+              </a:graphicData>
+            </a:graphic>
+          </wp:inline>
+        </w:drawing>
       </w:r>
     </w:p>
     <w:p>
@@ -1124,6 +1783,251 @@
     </w:p>
     <w:p>
       <w:pPr>
+        <w:pStyle w:val="af7"/>
+        <w:keepNext/>
+      </w:pPr>
+      <w:r>
+        <w:t>图2 商品发布与媒体处理流程</w:t>
+      </w:r>
+    </w:p>
+    <w:p>
+      <w:pPr>
+        <w:spacing w:after="140"/>
+        <w:jc w:val="center"/>
+      </w:pPr>
+      <w:r>
+        <w:drawing>
+          <wp:inline xmlns:a="http://schemas.openxmlformats.org/drawingml/2006/main" xmlns:pic="http://schemas.openxmlformats.org/drawingml/2006/picture">
+            <wp:extent cx="5349240" cy="5987502"/>
+            <wp:docPr id="3" name="Picture 3" descr="业务流程图-商品发布与媒体处理.png"/>
+            <wp:cNvGraphicFramePr>
+              <a:graphicFrameLocks noChangeAspect="1"/>
+            </wp:cNvGraphicFramePr>
+            <a:graphic>
+              <a:graphicData uri="http://schemas.openxmlformats.org/drawingml/2006/picture">
+                <pic:pic>
+                  <pic:nvPicPr>
+                    <pic:cNvPr id="0" name="image.png"/>
+                    <pic:cNvPicPr/>
+                  </pic:nvPicPr>
+                  <pic:blipFill>
+                    <a:blip r:embed="rId16"/>
+                    <a:stretch>
+                      <a:fillRect/>
+                    </a:stretch>
+                  </pic:blipFill>
+                  <pic:spPr>
+                    <a:xfrm>
+                      <a:off x="0" y="0"/>
+                      <a:ext cx="5349240" cy="5987502"/>
+                    </a:xfrm>
+                    <a:prstGeom prst="rect"/>
+                  </pic:spPr>
+                </pic:pic>
+              </a:graphicData>
+            </a:graphic>
+          </wp:inline>
+        </w:drawing>
+      </w:r>
+    </w:p>
+    <w:p>
+      <w:pPr>
+        <w:pStyle w:val="af7"/>
+        <w:keepNext/>
+      </w:pPr>
+      <w:r>
+        <w:t>图2 商品发布与媒体处理流程 续 2/5</w:t>
+      </w:r>
+    </w:p>
+    <w:p>
+      <w:pPr>
+        <w:spacing w:after="140"/>
+        <w:jc w:val="center"/>
+      </w:pPr>
+      <w:r>
+        <w:drawing>
+          <wp:inline xmlns:a="http://schemas.openxmlformats.org/drawingml/2006/main" xmlns:pic="http://schemas.openxmlformats.org/drawingml/2006/picture">
+            <wp:extent cx="5349240" cy="5987502"/>
+            <wp:docPr id="4" name="Picture 4" descr="业务流程图-商品发布与媒体处理.png"/>
+            <wp:cNvGraphicFramePr>
+              <a:graphicFrameLocks noChangeAspect="1"/>
+            </wp:cNvGraphicFramePr>
+            <a:graphic>
+              <a:graphicData uri="http://schemas.openxmlformats.org/drawingml/2006/picture">
+                <pic:pic>
+                  <pic:nvPicPr>
+                    <pic:cNvPr id="0" name="image.png"/>
+                    <pic:cNvPicPr/>
+                  </pic:nvPicPr>
+                  <pic:blipFill>
+                    <a:blip r:embed="rId17"/>
+                    <a:stretch>
+                      <a:fillRect/>
+                    </a:stretch>
+                  </pic:blipFill>
+                  <pic:spPr>
+                    <a:xfrm>
+                      <a:off x="0" y="0"/>
+                      <a:ext cx="5349240" cy="5987502"/>
+                    </a:xfrm>
+                    <a:prstGeom prst="rect"/>
+                  </pic:spPr>
+                </pic:pic>
+              </a:graphicData>
+            </a:graphic>
+          </wp:inline>
+        </w:drawing>
+      </w:r>
+    </w:p>
+    <w:p>
+      <w:pPr>
+        <w:pStyle w:val="af7"/>
+        <w:keepNext/>
+      </w:pPr>
+      <w:r>
+        <w:t>图2 商品发布与媒体处理流程 续 3/5</w:t>
+      </w:r>
+    </w:p>
+    <w:p>
+      <w:pPr>
+        <w:spacing w:after="140"/>
+        <w:jc w:val="center"/>
+      </w:pPr>
+      <w:r>
+        <w:drawing>
+          <wp:inline xmlns:a="http://schemas.openxmlformats.org/drawingml/2006/main" xmlns:pic="http://schemas.openxmlformats.org/drawingml/2006/picture">
+            <wp:extent cx="5349240" cy="5987502"/>
+            <wp:docPr id="5" name="Picture 5" descr="业务流程图-商品发布与媒体处理.png"/>
+            <wp:cNvGraphicFramePr>
+              <a:graphicFrameLocks noChangeAspect="1"/>
+            </wp:cNvGraphicFramePr>
+            <a:graphic>
+              <a:graphicData uri="http://schemas.openxmlformats.org/drawingml/2006/picture">
+                <pic:pic>
+                  <pic:nvPicPr>
+                    <pic:cNvPr id="0" name="image.png"/>
+                    <pic:cNvPicPr/>
+                  </pic:nvPicPr>
+                  <pic:blipFill>
+                    <a:blip r:embed="rId18"/>
+                    <a:stretch>
+                      <a:fillRect/>
+                    </a:stretch>
+                  </pic:blipFill>
+                  <pic:spPr>
+                    <a:xfrm>
+                      <a:off x="0" y="0"/>
+                      <a:ext cx="5349240" cy="5987502"/>
+                    </a:xfrm>
+                    <a:prstGeom prst="rect"/>
+                  </pic:spPr>
+                </pic:pic>
+              </a:graphicData>
+            </a:graphic>
+          </wp:inline>
+        </w:drawing>
+      </w:r>
+    </w:p>
+    <w:p>
+      <w:pPr>
+        <w:pStyle w:val="af7"/>
+        <w:keepNext/>
+      </w:pPr>
+      <w:r>
+        <w:t>图2 商品发布与媒体处理流程 续 4/5</w:t>
+      </w:r>
+    </w:p>
+    <w:p>
+      <w:pPr>
+        <w:spacing w:after="140"/>
+        <w:jc w:val="center"/>
+      </w:pPr>
+      <w:r>
+        <w:drawing>
+          <wp:inline xmlns:a="http://schemas.openxmlformats.org/drawingml/2006/main" xmlns:pic="http://schemas.openxmlformats.org/drawingml/2006/picture">
+            <wp:extent cx="5349240" cy="5987502"/>
+            <wp:docPr id="6" name="Picture 6" descr="业务流程图-商品发布与媒体处理.png"/>
+            <wp:cNvGraphicFramePr>
+              <a:graphicFrameLocks noChangeAspect="1"/>
+            </wp:cNvGraphicFramePr>
+            <a:graphic>
+              <a:graphicData uri="http://schemas.openxmlformats.org/drawingml/2006/picture">
+                <pic:pic>
+                  <pic:nvPicPr>
+                    <pic:cNvPr id="0" name="image.png"/>
+                    <pic:cNvPicPr/>
+                  </pic:nvPicPr>
+                  <pic:blipFill>
+                    <a:blip r:embed="rId19"/>
+                    <a:stretch>
+                      <a:fillRect/>
+                    </a:stretch>
+                  </pic:blipFill>
+                  <pic:spPr>
+                    <a:xfrm>
+                      <a:off x="0" y="0"/>
+                      <a:ext cx="5349240" cy="5987502"/>
+                    </a:xfrm>
+                    <a:prstGeom prst="rect"/>
+                  </pic:spPr>
+                </pic:pic>
+              </a:graphicData>
+            </a:graphic>
+          </wp:inline>
+        </w:drawing>
+      </w:r>
+    </w:p>
+    <w:p>
+      <w:pPr>
+        <w:pStyle w:val="af7"/>
+        <w:keepNext/>
+      </w:pPr>
+      <w:r>
+        <w:t>图2 商品发布与媒体处理流程 续 5/5</w:t>
+      </w:r>
+    </w:p>
+    <w:p>
+      <w:pPr>
+        <w:spacing w:after="140"/>
+        <w:jc w:val="center"/>
+      </w:pPr>
+      <w:r>
+        <w:drawing>
+          <wp:inline xmlns:a="http://schemas.openxmlformats.org/drawingml/2006/main" xmlns:pic="http://schemas.openxmlformats.org/drawingml/2006/picture">
+            <wp:extent cx="5349240" cy="1458884"/>
+            <wp:docPr id="7" name="Picture 7" descr="业务流程图-商品发布与媒体处理.png"/>
+            <wp:cNvGraphicFramePr>
+              <a:graphicFrameLocks noChangeAspect="1"/>
+            </wp:cNvGraphicFramePr>
+            <a:graphic>
+              <a:graphicData uri="http://schemas.openxmlformats.org/drawingml/2006/picture">
+                <pic:pic>
+                  <pic:nvPicPr>
+                    <pic:cNvPr id="0" name="image.png"/>
+                    <pic:cNvPicPr/>
+                  </pic:nvPicPr>
+                  <pic:blipFill>
+                    <a:blip r:embed="rId20"/>
+                    <a:stretch>
+                      <a:fillRect/>
+                    </a:stretch>
+                  </pic:blipFill>
+                  <pic:spPr>
+                    <a:xfrm>
+                      <a:off x="0" y="0"/>
+                      <a:ext cx="5349240" cy="1458884"/>
+                    </a:xfrm>
+                    <a:prstGeom prst="rect"/>
+                  </pic:spPr>
+                </pic:pic>
+              </a:graphicData>
+            </a:graphic>
+          </wp:inline>
+        </w:drawing>
+      </w:r>
+    </w:p>
+    <w:p>
+      <w:pPr>
         <w:pStyle w:val="21"/>
       </w:pPr>
       <w:r>
@@ -1706,6 +2610,202 @@
           <w:lang w:eastAsia="zh-CN"/>
         </w:rPr>
       </w:pPr>
+    </w:p>
+    <w:p>
+      <w:pPr>
+        <w:pStyle w:val="af7"/>
+        <w:keepNext/>
+      </w:pPr>
+      <w:r>
+        <w:t>图3 买家浏览 排队与口令码操作流程</w:t>
+      </w:r>
+    </w:p>
+    <w:p>
+      <w:pPr>
+        <w:spacing w:after="140"/>
+        <w:jc w:val="center"/>
+      </w:pPr>
+      <w:r>
+        <w:drawing>
+          <wp:inline xmlns:a="http://schemas.openxmlformats.org/drawingml/2006/main" xmlns:pic="http://schemas.openxmlformats.org/drawingml/2006/picture">
+            <wp:extent cx="5349240" cy="5990199"/>
+            <wp:docPr id="8" name="Picture 8" descr="业务流程图-买家浏览、排队与口令码操作.png"/>
+            <wp:cNvGraphicFramePr>
+              <a:graphicFrameLocks noChangeAspect="1"/>
+            </wp:cNvGraphicFramePr>
+            <a:graphic>
+              <a:graphicData uri="http://schemas.openxmlformats.org/drawingml/2006/picture">
+                <pic:pic>
+                  <pic:nvPicPr>
+                    <pic:cNvPr id="0" name="image.png"/>
+                    <pic:cNvPicPr/>
+                  </pic:nvPicPr>
+                  <pic:blipFill>
+                    <a:blip r:embed="rId21"/>
+                    <a:stretch>
+                      <a:fillRect/>
+                    </a:stretch>
+                  </pic:blipFill>
+                  <pic:spPr>
+                    <a:xfrm>
+                      <a:off x="0" y="0"/>
+                      <a:ext cx="5349240" cy="5990199"/>
+                    </a:xfrm>
+                    <a:prstGeom prst="rect"/>
+                  </pic:spPr>
+                </pic:pic>
+              </a:graphicData>
+            </a:graphic>
+          </wp:inline>
+        </w:drawing>
+      </w:r>
+    </w:p>
+    <w:p>
+      <w:pPr>
+        <w:pStyle w:val="af7"/>
+        <w:keepNext/>
+      </w:pPr>
+      <w:r>
+        <w:t>图3 买家浏览 排队与口令码操作流程 续 2/4</w:t>
+      </w:r>
+    </w:p>
+    <w:p>
+      <w:pPr>
+        <w:spacing w:after="140"/>
+        <w:jc w:val="center"/>
+      </w:pPr>
+      <w:r>
+        <w:drawing>
+          <wp:inline xmlns:a="http://schemas.openxmlformats.org/drawingml/2006/main" xmlns:pic="http://schemas.openxmlformats.org/drawingml/2006/picture">
+            <wp:extent cx="5349240" cy="5990199"/>
+            <wp:docPr id="9" name="Picture 9" descr="业务流程图-买家浏览、排队与口令码操作.png"/>
+            <wp:cNvGraphicFramePr>
+              <a:graphicFrameLocks noChangeAspect="1"/>
+            </wp:cNvGraphicFramePr>
+            <a:graphic>
+              <a:graphicData uri="http://schemas.openxmlformats.org/drawingml/2006/picture">
+                <pic:pic>
+                  <pic:nvPicPr>
+                    <pic:cNvPr id="0" name="image.png"/>
+                    <pic:cNvPicPr/>
+                  </pic:nvPicPr>
+                  <pic:blipFill>
+                    <a:blip r:embed="rId22"/>
+                    <a:stretch>
+                      <a:fillRect/>
+                    </a:stretch>
+                  </pic:blipFill>
+                  <pic:spPr>
+                    <a:xfrm>
+                      <a:off x="0" y="0"/>
+                      <a:ext cx="5349240" cy="5990199"/>
+                    </a:xfrm>
+                    <a:prstGeom prst="rect"/>
+                  </pic:spPr>
+                </pic:pic>
+              </a:graphicData>
+            </a:graphic>
+          </wp:inline>
+        </w:drawing>
+      </w:r>
+    </w:p>
+    <w:p>
+      <w:pPr>
+        <w:pStyle w:val="af7"/>
+        <w:keepNext/>
+      </w:pPr>
+      <w:r>
+        <w:t>图3 买家浏览 排队与口令码操作流程 续 3/4</w:t>
+      </w:r>
+    </w:p>
+    <w:p>
+      <w:pPr>
+        <w:spacing w:after="140"/>
+        <w:jc w:val="center"/>
+      </w:pPr>
+      <w:r>
+        <w:drawing>
+          <wp:inline xmlns:a="http://schemas.openxmlformats.org/drawingml/2006/main" xmlns:pic="http://schemas.openxmlformats.org/drawingml/2006/picture">
+            <wp:extent cx="5349240" cy="5990199"/>
+            <wp:docPr id="10" name="Picture 10" descr="业务流程图-买家浏览、排队与口令码操作.png"/>
+            <wp:cNvGraphicFramePr>
+              <a:graphicFrameLocks noChangeAspect="1"/>
+            </wp:cNvGraphicFramePr>
+            <a:graphic>
+              <a:graphicData uri="http://schemas.openxmlformats.org/drawingml/2006/picture">
+                <pic:pic>
+                  <pic:nvPicPr>
+                    <pic:cNvPr id="0" name="image.png"/>
+                    <pic:cNvPicPr/>
+                  </pic:nvPicPr>
+                  <pic:blipFill>
+                    <a:blip r:embed="rId23"/>
+                    <a:stretch>
+                      <a:fillRect/>
+                    </a:stretch>
+                  </pic:blipFill>
+                  <pic:spPr>
+                    <a:xfrm>
+                      <a:off x="0" y="0"/>
+                      <a:ext cx="5349240" cy="5990199"/>
+                    </a:xfrm>
+                    <a:prstGeom prst="rect"/>
+                  </pic:spPr>
+                </pic:pic>
+              </a:graphicData>
+            </a:graphic>
+          </wp:inline>
+        </w:drawing>
+      </w:r>
+    </w:p>
+    <w:p>
+      <w:pPr>
+        <w:pStyle w:val="af7"/>
+        <w:keepNext/>
+      </w:pPr>
+      <w:r>
+        <w:t>图3 买家浏览 排队与口令码操作流程 续 4/4</w:t>
+      </w:r>
+    </w:p>
+    <w:p>
+      <w:pPr>
+        <w:spacing w:after="140"/>
+        <w:jc w:val="center"/>
+      </w:pPr>
+      <w:r>
+        <w:drawing>
+          <wp:inline xmlns:a="http://schemas.openxmlformats.org/drawingml/2006/main" xmlns:pic="http://schemas.openxmlformats.org/drawingml/2006/picture">
+            <wp:extent cx="5349240" cy="3584624"/>
+            <wp:docPr id="11" name="Picture 11" descr="业务流程图-买家浏览、排队与口令码操作.png"/>
+            <wp:cNvGraphicFramePr>
+              <a:graphicFrameLocks noChangeAspect="1"/>
+            </wp:cNvGraphicFramePr>
+            <a:graphic>
+              <a:graphicData uri="http://schemas.openxmlformats.org/drawingml/2006/picture">
+                <pic:pic>
+                  <pic:nvPicPr>
+                    <pic:cNvPr id="0" name="image.png"/>
+                    <pic:cNvPicPr/>
+                  </pic:nvPicPr>
+                  <pic:blipFill>
+                    <a:blip r:embed="rId24"/>
+                    <a:stretch>
+                      <a:fillRect/>
+                    </a:stretch>
+                  </pic:blipFill>
+                  <pic:spPr>
+                    <a:xfrm>
+                      <a:off x="0" y="0"/>
+                      <a:ext cx="5349240" cy="3584624"/>
+                    </a:xfrm>
+                    <a:prstGeom prst="rect"/>
+                  </pic:spPr>
+                </pic:pic>
+              </a:graphicData>
+            </a:graphic>
+          </wp:inline>
+        </w:drawing>
+      </w:r>
     </w:p>
     <w:p>
       <w:pPr>
@@ -2246,6 +3346,55 @@
     </w:p>
     <w:p>
       <w:pPr>
+        <w:pStyle w:val="af7"/>
+        <w:keepNext/>
+      </w:pPr>
+      <w:r>
+        <w:t>图4 商品状态图</w:t>
+      </w:r>
+    </w:p>
+    <w:p>
+      <w:pPr>
+        <w:spacing w:after="140"/>
+        <w:jc w:val="center"/>
+      </w:pPr>
+      <w:r>
+        <w:drawing>
+          <wp:inline xmlns:a="http://schemas.openxmlformats.org/drawingml/2006/main" xmlns:pic="http://schemas.openxmlformats.org/drawingml/2006/picture">
+            <wp:extent cx="5349240" cy="4810222"/>
+            <wp:docPr id="12" name="Picture 12" descr="状态图-商品状态.png"/>
+            <wp:cNvGraphicFramePr>
+              <a:graphicFrameLocks noChangeAspect="1"/>
+            </wp:cNvGraphicFramePr>
+            <a:graphic>
+              <a:graphicData uri="http://schemas.openxmlformats.org/drawingml/2006/picture">
+                <pic:pic>
+                  <pic:nvPicPr>
+                    <pic:cNvPr id="0" name="image.png"/>
+                    <pic:cNvPicPr/>
+                  </pic:nvPicPr>
+                  <pic:blipFill>
+                    <a:blip r:embed="rId25"/>
+                    <a:stretch>
+                      <a:fillRect/>
+                    </a:stretch>
+                  </pic:blipFill>
+                  <pic:spPr>
+                    <a:xfrm>
+                      <a:off x="0" y="0"/>
+                      <a:ext cx="5349240" cy="4810222"/>
+                    </a:xfrm>
+                    <a:prstGeom prst="rect"/>
+                  </pic:spPr>
+                </pic:pic>
+              </a:graphicData>
+            </a:graphic>
+          </wp:inline>
+        </w:drawing>
+      </w:r>
+    </w:p>
+    <w:p>
+      <w:pPr>
         <w:pStyle w:val="21"/>
       </w:pPr>
       <w:r>
@@ -2703,6 +3852,55 @@
           <w:lang w:eastAsia="zh-CN"/>
         </w:rPr>
         <w:t>交易结果由卖家在后台标记，不由买家确认。失败处置与交易结果应在同一操作中完成并保存；系统不自动开始下一笔交易。</w:t>
+      </w:r>
+    </w:p>
+    <w:p>
+      <w:pPr>
+        <w:pStyle w:val="af7"/>
+        <w:keepNext/>
+      </w:pPr>
+      <w:r>
+        <w:t>图5 购买意向状态图</w:t>
+      </w:r>
+    </w:p>
+    <w:p>
+      <w:pPr>
+        <w:spacing w:after="140"/>
+        <w:jc w:val="center"/>
+      </w:pPr>
+      <w:r>
+        <w:drawing>
+          <wp:inline xmlns:a="http://schemas.openxmlformats.org/drawingml/2006/main" xmlns:pic="http://schemas.openxmlformats.org/drawingml/2006/picture">
+            <wp:extent cx="5349240" cy="3507027"/>
+            <wp:docPr id="13" name="Picture 13" descr="状态图-购买意向状态.png"/>
+            <wp:cNvGraphicFramePr>
+              <a:graphicFrameLocks noChangeAspect="1"/>
+            </wp:cNvGraphicFramePr>
+            <a:graphic>
+              <a:graphicData uri="http://schemas.openxmlformats.org/drawingml/2006/picture">
+                <pic:pic>
+                  <pic:nvPicPr>
+                    <pic:cNvPr id="0" name="image.png"/>
+                    <pic:cNvPicPr/>
+                  </pic:nvPicPr>
+                  <pic:blipFill>
+                    <a:blip r:embed="rId26"/>
+                    <a:stretch>
+                      <a:fillRect/>
+                    </a:stretch>
+                  </pic:blipFill>
+                  <pic:spPr>
+                    <a:xfrm>
+                      <a:off x="0" y="0"/>
+                      <a:ext cx="5349240" cy="3507027"/>
+                    </a:xfrm>
+                    <a:prstGeom prst="rect"/>
+                  </pic:spPr>
+                </pic:pic>
+              </a:graphicData>
+            </a:graphic>
+          </wp:inline>
+        </w:drawing>
       </w:r>
     </w:p>
     <w:p>
@@ -3262,6 +4460,55 @@
     </w:p>
     <w:p>
       <w:pPr>
+        <w:pStyle w:val="af7"/>
+        <w:keepNext/>
+      </w:pPr>
+      <w:r>
+        <w:t>图6 卖家后台与历史记录流程</w:t>
+      </w:r>
+    </w:p>
+    <w:p>
+      <w:pPr>
+        <w:spacing w:after="140"/>
+        <w:jc w:val="center"/>
+      </w:pPr>
+      <w:r>
+        <w:drawing>
+          <wp:inline xmlns:a="http://schemas.openxmlformats.org/drawingml/2006/main" xmlns:pic="http://schemas.openxmlformats.org/drawingml/2006/picture">
+            <wp:extent cx="5349240" cy="5199134"/>
+            <wp:docPr id="14" name="Picture 14" descr="业务流程图-卖家后台与历史记录.png"/>
+            <wp:cNvGraphicFramePr>
+              <a:graphicFrameLocks noChangeAspect="1"/>
+            </wp:cNvGraphicFramePr>
+            <a:graphic>
+              <a:graphicData uri="http://schemas.openxmlformats.org/drawingml/2006/picture">
+                <pic:pic>
+                  <pic:nvPicPr>
+                    <pic:cNvPr id="0" name="image.png"/>
+                    <pic:cNvPicPr/>
+                  </pic:nvPicPr>
+                  <pic:blipFill>
+                    <a:blip r:embed="rId27"/>
+                    <a:stretch>
+                      <a:fillRect/>
+                    </a:stretch>
+                  </pic:blipFill>
+                  <pic:spPr>
+                    <a:xfrm>
+                      <a:off x="0" y="0"/>
+                      <a:ext cx="5349240" cy="5199134"/>
+                    </a:xfrm>
+                    <a:prstGeom prst="rect"/>
+                  </pic:spPr>
+                </pic:pic>
+              </a:graphicData>
+            </a:graphic>
+          </wp:inline>
+        </w:drawing>
+      </w:r>
+    </w:p>
+    <w:p>
+      <w:pPr>
         <w:pStyle w:val="1"/>
         <w:rPr>
           <w:lang w:eastAsia="zh-CN"/>
@@ -3350,6 +4597,55 @@
           <w:lang w:eastAsia="zh-CN"/>
         </w:rPr>
         <w:t>口令码失效只阻止买家继续查询或修改，不会删除卖家历史中的姓名、电话和业务记录。卖家历史不展示口令码。</w:t>
+      </w:r>
+    </w:p>
+    <w:p>
+      <w:pPr>
+        <w:pStyle w:val="af7"/>
+        <w:keepNext/>
+      </w:pPr>
+      <w:r>
+        <w:t>图7 口令码有效性状态图</w:t>
+      </w:r>
+    </w:p>
+    <w:p>
+      <w:pPr>
+        <w:spacing w:after="140"/>
+        <w:jc w:val="center"/>
+      </w:pPr>
+      <w:r>
+        <w:drawing>
+          <wp:inline xmlns:a="http://schemas.openxmlformats.org/drawingml/2006/main" xmlns:pic="http://schemas.openxmlformats.org/drawingml/2006/picture">
+            <wp:extent cx="5349240" cy="3690117"/>
+            <wp:docPr id="15" name="Picture 15" descr="状态图-口令码有效性.png"/>
+            <wp:cNvGraphicFramePr>
+              <a:graphicFrameLocks noChangeAspect="1"/>
+            </wp:cNvGraphicFramePr>
+            <a:graphic>
+              <a:graphicData uri="http://schemas.openxmlformats.org/drawingml/2006/picture">
+                <pic:pic>
+                  <pic:nvPicPr>
+                    <pic:cNvPr id="0" name="image.png"/>
+                    <pic:cNvPicPr/>
+                  </pic:nvPicPr>
+                  <pic:blipFill>
+                    <a:blip r:embed="rId28"/>
+                    <a:stretch>
+                      <a:fillRect/>
+                    </a:stretch>
+                  </pic:blipFill>
+                  <pic:spPr>
+                    <a:xfrm>
+                      <a:off x="0" y="0"/>
+                      <a:ext cx="5349240" cy="3690117"/>
+                    </a:xfrm>
+                    <a:prstGeom prst="rect"/>
+                  </pic:spPr>
+                </pic:pic>
+              </a:graphicData>
+            </a:graphic>
+          </wp:inline>
+        </w:drawing>
       </w:r>
     </w:p>
     <w:p>
@@ -4216,28 +5512,25 @@
         <w:color w:val="667482"/>
         <w:sz w:val="18"/>
       </w:rPr>
-      <w:t xml:space="preserve">  2026年9月29日    第 </w:t>
+      <w:t xml:space="preserve">  2026年10月14日    第 </w:t>
     </w:r>
     <w:r>
       <w:rPr>
         <w:color w:val="667482"/>
         <w:sz w:val="18"/>
       </w:rPr>
-      <w:fldChar w:fldCharType="begin"/>
     </w:r>
     <w:r>
       <w:rPr>
         <w:color w:val="667482"/>
         <w:sz w:val="18"/>
       </w:rPr>
-      <w:instrText xml:space="preserve"> PAGE </w:instrText>
     </w:r>
     <w:r>
       <w:rPr>
         <w:color w:val="667482"/>
         <w:sz w:val="18"/>
       </w:rPr>
-      <w:fldChar w:fldCharType="separate"/>
     </w:r>
     <w:r>
       <w:rPr>
@@ -4252,7 +5545,6 @@
         <w:color w:val="667482"/>
         <w:sz w:val="18"/>
       </w:rPr>
-      <w:fldChar w:fldCharType="end"/>
     </w:r>
     <w:r>
       <w:rPr>
